--- a/klagomål/A 46042-2025 FSC-klagomål.docx
+++ b/klagomål/A 46042-2025 FSC-klagomål.docx
@@ -662,7 +662,7 @@
     <w:r>
       <w:tab/>
       <w:tab/>
-      <w:t>2025-10-03</w:t>
+      <w:t>2025-10-04</w:t>
       <w:br/>
       <w:br/>
     </w:r>

--- a/klagomål/A 46042-2025 FSC-klagomål.docx
+++ b/klagomål/A 46042-2025 FSC-klagomål.docx
@@ -662,7 +662,7 @@
     <w:r>
       <w:tab/>
       <w:tab/>
-      <w:t>2025-10-16</w:t>
+      <w:t>2025-10-17</w:t>
       <w:br/>
       <w:br/>
     </w:r>

--- a/klagomål/A 46042-2025 FSC-klagomål.docx
+++ b/klagomål/A 46042-2025 FSC-klagomål.docx
@@ -662,7 +662,7 @@
     <w:r>
       <w:tab/>
       <w:tab/>
-      <w:t>2025-10-17</w:t>
+      <w:t>2025-10-18</w:t>
       <w:br/>
       <w:br/>
     </w:r>

--- a/klagomål/A 46042-2025 FSC-klagomål.docx
+++ b/klagomål/A 46042-2025 FSC-klagomål.docx
@@ -662,7 +662,7 @@
     <w:r>
       <w:tab/>
       <w:tab/>
-      <w:t>2025-10-18</w:t>
+      <w:t>2025-10-19</w:t>
       <w:br/>
       <w:br/>
     </w:r>

--- a/klagomål/A 46042-2025 FSC-klagomål.docx
+++ b/klagomål/A 46042-2025 FSC-klagomål.docx
@@ -662,7 +662,7 @@
     <w:r>
       <w:tab/>
       <w:tab/>
-      <w:t>2025-10-19</w:t>
+      <w:t>2025-10-20</w:t>
       <w:br/>
       <w:br/>
     </w:r>

--- a/klagomål/A 46042-2025 FSC-klagomål.docx
+++ b/klagomål/A 46042-2025 FSC-klagomål.docx
@@ -662,7 +662,7 @@
     <w:r>
       <w:tab/>
       <w:tab/>
-      <w:t>2025-10-20</w:t>
+      <w:t>2025-10-21</w:t>
       <w:br/>
       <w:br/>
     </w:r>

--- a/klagomål/A 46042-2025 FSC-klagomål.docx
+++ b/klagomål/A 46042-2025 FSC-klagomål.docx
@@ -662,7 +662,7 @@
     <w:r>
       <w:tab/>
       <w:tab/>
-      <w:t>2025-10-21</w:t>
+      <w:t>2025-10-22</w:t>
       <w:br/>
       <w:br/>
     </w:r>

--- a/klagomål/A 46042-2025 FSC-klagomål.docx
+++ b/klagomål/A 46042-2025 FSC-klagomål.docx
@@ -662,7 +662,7 @@
     <w:r>
       <w:tab/>
       <w:tab/>
-      <w:t>2025-10-22</w:t>
+      <w:t>2025-10-23</w:t>
       <w:br/>
       <w:br/>
     </w:r>

--- a/klagomål/A 46042-2025 FSC-klagomål.docx
+++ b/klagomål/A 46042-2025 FSC-klagomål.docx
@@ -662,7 +662,7 @@
     <w:r>
       <w:tab/>
       <w:tab/>
-      <w:t>2025-10-23</w:t>
+      <w:t>2025-10-24</w:t>
       <w:br/>
       <w:br/>
     </w:r>

--- a/klagomål/A 46042-2025 FSC-klagomål.docx
+++ b/klagomål/A 46042-2025 FSC-klagomål.docx
@@ -662,7 +662,7 @@
     <w:r>
       <w:tab/>
       <w:tab/>
-      <w:t>2025-10-24</w:t>
+      <w:t>2025-10-25</w:t>
       <w:br/>
       <w:br/>
     </w:r>

--- a/klagomål/A 46042-2025 FSC-klagomål.docx
+++ b/klagomål/A 46042-2025 FSC-klagomål.docx
@@ -662,7 +662,7 @@
     <w:r>
       <w:tab/>
       <w:tab/>
-      <w:t>2025-10-25</w:t>
+      <w:t>2025-10-26</w:t>
       <w:br/>
       <w:br/>
     </w:r>

--- a/klagomål/A 46042-2025 FSC-klagomål.docx
+++ b/klagomål/A 46042-2025 FSC-klagomål.docx
@@ -662,7 +662,7 @@
     <w:r>
       <w:tab/>
       <w:tab/>
-      <w:t>2025-10-26</w:t>
+      <w:t>2025-10-27</w:t>
       <w:br/>
       <w:br/>
     </w:r>

--- a/klagomål/A 46042-2025 FSC-klagomål.docx
+++ b/klagomål/A 46042-2025 FSC-klagomål.docx
@@ -662,7 +662,7 @@
     <w:r>
       <w:tab/>
       <w:tab/>
-      <w:t>2025-10-27</w:t>
+      <w:t>2025-10-28</w:t>
       <w:br/>
       <w:br/>
     </w:r>

--- a/klagomål/A 46042-2025 FSC-klagomål.docx
+++ b/klagomål/A 46042-2025 FSC-klagomål.docx
@@ -662,7 +662,7 @@
     <w:r>
       <w:tab/>
       <w:tab/>
-      <w:t>2025-10-28</w:t>
+      <w:t>2025-10-29</w:t>
       <w:br/>
       <w:br/>
     </w:r>

--- a/klagomål/A 46042-2025 FSC-klagomål.docx
+++ b/klagomål/A 46042-2025 FSC-klagomål.docx
@@ -662,7 +662,7 @@
     <w:r>
       <w:tab/>
       <w:tab/>
-      <w:t>2025-10-29</w:t>
+      <w:t>2025-10-30</w:t>
       <w:br/>
       <w:br/>
     </w:r>

--- a/klagomål/A 46042-2025 FSC-klagomål.docx
+++ b/klagomål/A 46042-2025 FSC-klagomål.docx
@@ -662,7 +662,7 @@
     <w:r>
       <w:tab/>
       <w:tab/>
-      <w:t>2025-10-30</w:t>
+      <w:t>2025-10-31</w:t>
       <w:br/>
       <w:br/>
     </w:r>

--- a/klagomål/A 46042-2025 FSC-klagomål.docx
+++ b/klagomål/A 46042-2025 FSC-klagomål.docx
@@ -662,7 +662,7 @@
     <w:r>
       <w:tab/>
       <w:tab/>
-      <w:t>2025-10-31</w:t>
+      <w:t>2025-11-01</w:t>
       <w:br/>
       <w:br/>
     </w:r>

--- a/klagomål/A 46042-2025 FSC-klagomål.docx
+++ b/klagomål/A 46042-2025 FSC-klagomål.docx
@@ -673,7 +673,7 @@
     <w:r>
       <w:tab/>
       <w:tab/>
-      <w:t>2025-11-15</w:t>
+      <w:t>2025-11-20</w:t>
       <w:br/>
       <w:br/>
     </w:r>

--- a/klagomål/A 46042-2025 FSC-klagomål.docx
+++ b/klagomål/A 46042-2025 FSC-klagomål.docx
@@ -673,7 +673,7 @@
     <w:r>
       <w:tab/>
       <w:tab/>
-      <w:t>2025-11-20</w:t>
+      <w:t>2025-11-21</w:t>
       <w:br/>
       <w:br/>
     </w:r>

--- a/klagomål/A 46042-2025 FSC-klagomål.docx
+++ b/klagomål/A 46042-2025 FSC-klagomål.docx
@@ -673,7 +673,7 @@
     <w:r>
       <w:tab/>
       <w:tab/>
-      <w:t>2025-11-21</w:t>
+      <w:t>2025-11-22</w:t>
       <w:br/>
       <w:br/>
     </w:r>

--- a/klagomål/A 46042-2025 FSC-klagomål.docx
+++ b/klagomål/A 46042-2025 FSC-klagomål.docx
@@ -673,7 +673,7 @@
     <w:r>
       <w:tab/>
       <w:tab/>
-      <w:t>2025-11-22</w:t>
+      <w:t>2025-11-23</w:t>
       <w:br/>
       <w:br/>
     </w:r>

--- a/klagomål/A 46042-2025 FSC-klagomål.docx
+++ b/klagomål/A 46042-2025 FSC-klagomål.docx
@@ -673,7 +673,7 @@
     <w:r>
       <w:tab/>
       <w:tab/>
-      <w:t>2025-11-23</w:t>
+      <w:t>2025-11-24</w:t>
       <w:br/>
       <w:br/>
     </w:r>

--- a/klagomål/A 46042-2025 FSC-klagomål.docx
+++ b/klagomål/A 46042-2025 FSC-klagomål.docx
@@ -673,7 +673,7 @@
     <w:r>
       <w:tab/>
       <w:tab/>
-      <w:t>2025-11-24</w:t>
+      <w:t>2025-11-25</w:t>
       <w:br/>
       <w:br/>
     </w:r>

--- a/klagomål/A 46042-2025 FSC-klagomål.docx
+++ b/klagomål/A 46042-2025 FSC-klagomål.docx
@@ -673,7 +673,7 @@
     <w:r>
       <w:tab/>
       <w:tab/>
-      <w:t>2025-11-25</w:t>
+      <w:t>2025-11-26</w:t>
       <w:br/>
       <w:br/>
     </w:r>

--- a/klagomål/A 46042-2025 FSC-klagomål.docx
+++ b/klagomål/A 46042-2025 FSC-klagomål.docx
@@ -673,7 +673,7 @@
     <w:r>
       <w:tab/>
       <w:tab/>
-      <w:t>2025-11-26</w:t>
+      <w:t>2025-11-27</w:t>
       <w:br/>
       <w:br/>
     </w:r>

--- a/klagomål/A 46042-2025 FSC-klagomål.docx
+++ b/klagomål/A 46042-2025 FSC-klagomål.docx
@@ -673,7 +673,7 @@
     <w:r>
       <w:tab/>
       <w:tab/>
-      <w:t>2025-11-27</w:t>
+      <w:t>2025-11-28</w:t>
       <w:br/>
       <w:br/>
     </w:r>

--- a/klagomål/A 46042-2025 FSC-klagomål.docx
+++ b/klagomål/A 46042-2025 FSC-klagomål.docx
@@ -673,7 +673,7 @@
     <w:r>
       <w:tab/>
       <w:tab/>
-      <w:t>2025-11-28</w:t>
+      <w:t>2025-11-29</w:t>
       <w:br/>
       <w:br/>
     </w:r>

--- a/klagomål/A 46042-2025 FSC-klagomål.docx
+++ b/klagomål/A 46042-2025 FSC-klagomål.docx
@@ -673,7 +673,7 @@
     <w:r>
       <w:tab/>
       <w:tab/>
-      <w:t>2025-11-29</w:t>
+      <w:t>2025-11-30</w:t>
       <w:br/>
       <w:br/>
     </w:r>

--- a/klagomål/A 46042-2025 FSC-klagomål.docx
+++ b/klagomål/A 46042-2025 FSC-klagomål.docx
@@ -673,7 +673,7 @@
     <w:r>
       <w:tab/>
       <w:tab/>
-      <w:t>2025-11-30</w:t>
+      <w:t>2025-12-01</w:t>
       <w:br/>
       <w:br/>
     </w:r>

--- a/klagomål/A 46042-2025 FSC-klagomål.docx
+++ b/klagomål/A 46042-2025 FSC-klagomål.docx
@@ -673,7 +673,7 @@
     <w:r>
       <w:tab/>
       <w:tab/>
-      <w:t>2025-12-01</w:t>
+      <w:t>2025-12-02</w:t>
       <w:br/>
       <w:br/>
     </w:r>

--- a/klagomål/A 46042-2025 FSC-klagomål.docx
+++ b/klagomål/A 46042-2025 FSC-klagomål.docx
@@ -673,7 +673,7 @@
     <w:r>
       <w:tab/>
       <w:tab/>
-      <w:t>2025-12-02</w:t>
+      <w:t>2025-12-03</w:t>
       <w:br/>
       <w:br/>
     </w:r>

--- a/klagomål/A 46042-2025 FSC-klagomål.docx
+++ b/klagomål/A 46042-2025 FSC-klagomål.docx
@@ -673,7 +673,7 @@
     <w:r>
       <w:tab/>
       <w:tab/>
-      <w:t>2025-12-03</w:t>
+      <w:t>2025-12-04</w:t>
       <w:br/>
       <w:br/>
     </w:r>

--- a/klagomål/A 46042-2025 FSC-klagomål.docx
+++ b/klagomål/A 46042-2025 FSC-klagomål.docx
@@ -673,7 +673,7 @@
     <w:r>
       <w:tab/>
       <w:tab/>
-      <w:t>2025-12-04</w:t>
+      <w:t>2025-12-05</w:t>
       <w:br/>
       <w:br/>
     </w:r>

--- a/klagomål/A 46042-2025 FSC-klagomål.docx
+++ b/klagomål/A 46042-2025 FSC-klagomål.docx
@@ -673,7 +673,7 @@
     <w:r>
       <w:tab/>
       <w:tab/>
-      <w:t>2025-12-05</w:t>
+      <w:t>2025-12-06</w:t>
       <w:br/>
       <w:br/>
     </w:r>

--- a/klagomål/A 46042-2025 FSC-klagomål.docx
+++ b/klagomål/A 46042-2025 FSC-klagomål.docx
@@ -673,7 +673,7 @@
     <w:r>
       <w:tab/>
       <w:tab/>
-      <w:t>2025-12-06</w:t>
+      <w:t>2025-12-07</w:t>
       <w:br/>
       <w:br/>
     </w:r>

--- a/klagomål/A 46042-2025 FSC-klagomål.docx
+++ b/klagomål/A 46042-2025 FSC-klagomål.docx
@@ -673,7 +673,7 @@
     <w:r>
       <w:tab/>
       <w:tab/>
-      <w:t>2025-12-07</w:t>
+      <w:t>2025-12-08</w:t>
       <w:br/>
       <w:br/>
     </w:r>

--- a/klagomål/A 46042-2025 FSC-klagomål.docx
+++ b/klagomål/A 46042-2025 FSC-klagomål.docx
@@ -673,7 +673,7 @@
     <w:r>
       <w:tab/>
       <w:tab/>
-      <w:t>2025-12-08</w:t>
+      <w:t>2025-12-09</w:t>
       <w:br/>
       <w:br/>
     </w:r>

--- a/klagomål/A 46042-2025 FSC-klagomål.docx
+++ b/klagomål/A 46042-2025 FSC-klagomål.docx
@@ -673,7 +673,7 @@
     <w:r>
       <w:tab/>
       <w:tab/>
-      <w:t>2025-12-09</w:t>
+      <w:t>2025-12-10</w:t>
       <w:br/>
       <w:br/>
     </w:r>

--- a/klagomål/A 46042-2025 FSC-klagomål.docx
+++ b/klagomål/A 46042-2025 FSC-klagomål.docx
@@ -673,7 +673,7 @@
     <w:r>
       <w:tab/>
       <w:tab/>
-      <w:t>2025-12-10</w:t>
+      <w:t>2025-12-11</w:t>
       <w:br/>
       <w:br/>
     </w:r>

--- a/klagomål/A 46042-2025 FSC-klagomål.docx
+++ b/klagomål/A 46042-2025 FSC-klagomål.docx
@@ -673,7 +673,7 @@
     <w:r>
       <w:tab/>
       <w:tab/>
-      <w:t>2025-12-11</w:t>
+      <w:t>2025-12-12</w:t>
       <w:br/>
       <w:br/>
     </w:r>

--- a/klagomål/A 46042-2025 FSC-klagomål.docx
+++ b/klagomål/A 46042-2025 FSC-klagomål.docx
@@ -673,7 +673,7 @@
     <w:r>
       <w:tab/>
       <w:tab/>
-      <w:t>2025-12-12</w:t>
+      <w:t>2025-12-13</w:t>
       <w:br/>
       <w:br/>
     </w:r>

--- a/klagomål/A 46042-2025 FSC-klagomål.docx
+++ b/klagomål/A 46042-2025 FSC-klagomål.docx
@@ -673,7 +673,7 @@
     <w:r>
       <w:tab/>
       <w:tab/>
-      <w:t>2025-12-19</w:t>
+      <w:t>2025-12-20</w:t>
       <w:br/>
       <w:br/>
     </w:r>

--- a/klagomål/A 46042-2025 FSC-klagomål.docx
+++ b/klagomål/A 46042-2025 FSC-klagomål.docx
@@ -673,7 +673,7 @@
     <w:r>
       <w:tab/>
       <w:tab/>
-      <w:t>2025-12-20</w:t>
+      <w:t>2025-12-21</w:t>
       <w:br/>
       <w:br/>
     </w:r>

--- a/klagomål/A 46042-2025 FSC-klagomål.docx
+++ b/klagomål/A 46042-2025 FSC-klagomål.docx
@@ -673,7 +673,7 @@
     <w:r>
       <w:tab/>
       <w:tab/>
-      <w:t>2025-12-21</w:t>
+      <w:t>2025-12-22</w:t>
       <w:br/>
       <w:br/>
     </w:r>

--- a/klagomål/A 46042-2025 FSC-klagomål.docx
+++ b/klagomål/A 46042-2025 FSC-klagomål.docx
@@ -673,7 +673,7 @@
     <w:r>
       <w:tab/>
       <w:tab/>
-      <w:t>2025-12-22</w:t>
+      <w:t>2025-12-26</w:t>
       <w:br/>
       <w:br/>
     </w:r>

--- a/klagomål/A 46042-2025 FSC-klagomål.docx
+++ b/klagomål/A 46042-2025 FSC-klagomål.docx
@@ -673,7 +673,7 @@
     <w:r>
       <w:tab/>
       <w:tab/>
-      <w:t>2026-01-03</w:t>
+      <w:t>2026-01-04</w:t>
       <w:br/>
       <w:br/>
     </w:r>

--- a/klagomål/A 46042-2025 FSC-klagomål.docx
+++ b/klagomål/A 46042-2025 FSC-klagomål.docx
@@ -673,7 +673,7 @@
     <w:r>
       <w:tab/>
       <w:tab/>
-      <w:t>2026-01-07</w:t>
+      <w:t>2026-01-08</w:t>
       <w:br/>
       <w:br/>
     </w:r>

--- a/klagomål/A 46042-2025 FSC-klagomål.docx
+++ b/klagomål/A 46042-2025 FSC-klagomål.docx
@@ -673,7 +673,7 @@
     <w:r>
       <w:tab/>
       <w:tab/>
-      <w:t>2026-01-08</w:t>
+      <w:t>2026-01-09</w:t>
       <w:br/>
       <w:br/>
     </w:r>

--- a/klagomål/A 46042-2025 FSC-klagomål.docx
+++ b/klagomål/A 46042-2025 FSC-klagomål.docx
@@ -673,7 +673,7 @@
     <w:r>
       <w:tab/>
       <w:tab/>
-      <w:t>2026-01-09</w:t>
+      <w:t>2026-01-10</w:t>
       <w:br/>
       <w:br/>
     </w:r>

--- a/klagomål/A 46042-2025 FSC-klagomål.docx
+++ b/klagomål/A 46042-2025 FSC-klagomål.docx
@@ -673,7 +673,7 @@
     <w:r>
       <w:tab/>
       <w:tab/>
-      <w:t>2026-01-10</w:t>
+      <w:t>2026-01-11</w:t>
       <w:br/>
       <w:br/>
     </w:r>

--- a/klagomål/A 46042-2025 FSC-klagomål.docx
+++ b/klagomål/A 46042-2025 FSC-klagomål.docx
@@ -673,7 +673,7 @@
     <w:r>
       <w:tab/>
       <w:tab/>
-      <w:t>2026-01-11</w:t>
+      <w:t>2026-01-12</w:t>
       <w:br/>
       <w:br/>
     </w:r>

--- a/klagomål/A 46042-2025 FSC-klagomål.docx
+++ b/klagomål/A 46042-2025 FSC-klagomål.docx
@@ -673,7 +673,7 @@
     <w:r>
       <w:tab/>
       <w:tab/>
-      <w:t>2026-01-12</w:t>
+      <w:t>2026-01-13</w:t>
       <w:br/>
       <w:br/>
     </w:r>

--- a/klagomål/A 46042-2025 FSC-klagomål.docx
+++ b/klagomål/A 46042-2025 FSC-klagomål.docx
@@ -673,7 +673,7 @@
     <w:r>
       <w:tab/>
       <w:tab/>
-      <w:t>2026-01-13</w:t>
+      <w:t>2026-01-14</w:t>
       <w:br/>
       <w:br/>
     </w:r>

--- a/klagomål/A 46042-2025 FSC-klagomål.docx
+++ b/klagomål/A 46042-2025 FSC-klagomål.docx
@@ -673,7 +673,7 @@
     <w:r>
       <w:tab/>
       <w:tab/>
-      <w:t>2026-01-14</w:t>
+      <w:t>2026-01-15</w:t>
       <w:br/>
       <w:br/>
     </w:r>

--- a/klagomål/A 46042-2025 FSC-klagomål.docx
+++ b/klagomål/A 46042-2025 FSC-klagomål.docx
@@ -673,7 +673,7 @@
     <w:r>
       <w:tab/>
       <w:tab/>
-      <w:t>2026-01-15</w:t>
+      <w:t>2026-01-16</w:t>
       <w:br/>
       <w:br/>
     </w:r>

--- a/klagomål/A 46042-2025 FSC-klagomål.docx
+++ b/klagomål/A 46042-2025 FSC-klagomål.docx
@@ -673,7 +673,7 @@
     <w:r>
       <w:tab/>
       <w:tab/>
-      <w:t>2026-01-16</w:t>
+      <w:t>2026-01-17</w:t>
       <w:br/>
       <w:br/>
     </w:r>

--- a/klagomål/A 46042-2025 FSC-klagomål.docx
+++ b/klagomål/A 46042-2025 FSC-klagomål.docx
@@ -673,7 +673,7 @@
     <w:r>
       <w:tab/>
       <w:tab/>
-      <w:t>2026-01-17</w:t>
+      <w:t>2026-01-18</w:t>
       <w:br/>
       <w:br/>
     </w:r>

--- a/klagomål/A 46042-2025 FSC-klagomål.docx
+++ b/klagomål/A 46042-2025 FSC-klagomål.docx
@@ -673,7 +673,7 @@
     <w:r>
       <w:tab/>
       <w:tab/>
-      <w:t>2026-01-18</w:t>
+      <w:t>2026-01-19</w:t>
       <w:br/>
       <w:br/>
     </w:r>

--- a/klagomål/A 46042-2025 FSC-klagomål.docx
+++ b/klagomål/A 46042-2025 FSC-klagomål.docx
@@ -673,7 +673,7 @@
     <w:r>
       <w:tab/>
       <w:tab/>
-      <w:t>2026-01-19</w:t>
+      <w:t>2026-01-20</w:t>
       <w:br/>
       <w:br/>
     </w:r>

--- a/klagomål/A 46042-2025 FSC-klagomål.docx
+++ b/klagomål/A 46042-2025 FSC-klagomål.docx
@@ -673,7 +673,7 @@
     <w:r>
       <w:tab/>
       <w:tab/>
-      <w:t>2026-01-20</w:t>
+      <w:t>2026-01-21</w:t>
       <w:br/>
       <w:br/>
     </w:r>

--- a/klagomål/A 46042-2025 FSC-klagomål.docx
+++ b/klagomål/A 46042-2025 FSC-klagomål.docx
@@ -673,7 +673,7 @@
     <w:r>
       <w:tab/>
       <w:tab/>
-      <w:t>2026-01-21</w:t>
+      <w:t>2026-01-23</w:t>
       <w:br/>
       <w:br/>
     </w:r>

--- a/klagomål/A 46042-2025 FSC-klagomål.docx
+++ b/klagomål/A 46042-2025 FSC-klagomål.docx
@@ -673,7 +673,7 @@
     <w:r>
       <w:tab/>
       <w:tab/>
-      <w:t>2026-01-23</w:t>
+      <w:t>2026-01-24</w:t>
       <w:br/>
       <w:br/>
     </w:r>

--- a/klagomål/A 46042-2025 FSC-klagomål.docx
+++ b/klagomål/A 46042-2025 FSC-klagomål.docx
@@ -673,7 +673,7 @@
     <w:r>
       <w:tab/>
       <w:tab/>
-      <w:t>2026-01-24</w:t>
+      <w:t>2026-01-25</w:t>
       <w:br/>
       <w:br/>
     </w:r>

--- a/klagomål/A 46042-2025 FSC-klagomål.docx
+++ b/klagomål/A 46042-2025 FSC-klagomål.docx
@@ -673,7 +673,7 @@
     <w:r>
       <w:tab/>
       <w:tab/>
-      <w:t>2026-01-25</w:t>
+      <w:t>2026-01-26</w:t>
       <w:br/>
       <w:br/>
     </w:r>

--- a/klagomål/A 46042-2025 FSC-klagomål.docx
+++ b/klagomål/A 46042-2025 FSC-klagomål.docx
@@ -673,7 +673,7 @@
     <w:r>
       <w:tab/>
       <w:tab/>
-      <w:t>2026-01-26</w:t>
+      <w:t>2026-01-27</w:t>
       <w:br/>
       <w:br/>
     </w:r>

--- a/klagomål/A 46042-2025 FSC-klagomål.docx
+++ b/klagomål/A 46042-2025 FSC-klagomål.docx
@@ -673,7 +673,7 @@
     <w:r>
       <w:tab/>
       <w:tab/>
-      <w:t>2026-01-27</w:t>
+      <w:t>2026-01-28</w:t>
       <w:br/>
       <w:br/>
     </w:r>

--- a/klagomål/A 46042-2025 FSC-klagomål.docx
+++ b/klagomål/A 46042-2025 FSC-klagomål.docx
@@ -112,7 +112,7 @@
         <w:pStyle w:val="ListBullet"/>
       </w:pPr>
       <w:r>
-        <w:t>Om ett ombud (tex Norra skog eller Mellanskog) avverkningsanmäler en skog med naturvärden motsvarande nyckelbiotops kvalité men markägaren inte är FSC certifierad, bör du skicka in ett FSC kontrollerat virke klagomål. Då ska klagomålet skickas till ombudsföretaget.</w:t>
+        <w:t>Om ett ombud (tex Norra skog eller Mellanskog) avverkningsanmäler en skog med naturvärden motsvarande nyckelbiotops kvalitet men markägaren inte är FSC certifierad, bör du skicka in ett FSC kontrollerat virke klagomål. Då ska klagomålet skickas till ombudsföretaget.</w:t>
       </w:r>
     </w:p>
     <w:p>
@@ -251,10 +251,59 @@
         <w:rPr>
           <w:b/>
         </w:rPr>
+        <w:t>Dropptaggsvamp</w:t>
+      </w:r>
+      <w:r>
+        <w:t xml:space="preserve"> bildar mykorrhiza med tall, huvudsakligen i äldre skog. Total population i landet bedöms ha minskat och fortsatt minska på grund av slutavverkningar och förhöja kvävenivåer i marken som en följd av skogsgödsling. Dropptaggsvamp är typisk art för </w:t>
+      </w:r>
+      <w:r>
+        <w:rPr>
+          <w:i/>
+        </w:rPr>
+        <w:t xml:space="preserve">9010 Taiga </w:t>
+      </w:r>
+      <w:r>
+        <w:t>(SLU Artdatabanken, 2025).</w:t>
+      </w:r>
+    </w:p>
+    <w:p>
+      <w:r>
+        <w:rPr>
+          <w:b/>
+        </w:rPr>
+        <w:t xml:space="preserve">Granbarkgnagare </w:t>
+      </w:r>
+      <w:r>
+        <w:t xml:space="preserve">är en skalbagge vars larvutveckling sker i den tjocka ytterbarken på gamla och mycket grova levande granar. Man lägger lätt märke till angreppen på träden eftersom flera grova kläckhål ligger ganska tätt intill varandra på de grövre barkåsarna. Kläckhålen är runda och ca 1,5 mm breda. Granbarkgnagare är typisk art för </w:t>
+      </w:r>
+      <w:r>
+        <w:rPr>
+          <w:i/>
+        </w:rPr>
+        <w:t xml:space="preserve">9010 Taiga </w:t>
+      </w:r>
+      <w:r>
+        <w:t>(Ehnström, 2002; SLU Artdatabanken, 2025).</w:t>
+      </w:r>
+    </w:p>
+    <w:p>
+      <w:r>
+        <w:rPr>
+          <w:b/>
+        </w:rPr>
         <w:t xml:space="preserve">Motaggsvamp (NT) </w:t>
       </w:r>
       <w:r>
-        <w:t>bildar mykorrhiza med tall i tallskog och hittas huvudsakligen i äldre, glesare skogsbestånd och hällmarksimpediment. Arten hotas främst av skogsavverkning och tycks försvinna efter slutavverkning, markberedning och plantering (SLU Artdatabanken, 2024).</w:t>
+        <w:t xml:space="preserve">bildar mykorrhiza med tall i tallskog och hittas huvudsakligen i äldre, glesare skogsbestånd och hällmarksimpediment. Arten hotas främst av skogsavverkning och tycks försvinna efter slutavverkning, markberedning och plantering. Motaggsvamp är typisk art för </w:t>
+      </w:r>
+      <w:r>
+        <w:rPr>
+          <w:i/>
+        </w:rPr>
+        <w:t>9010 Taiga</w:t>
+      </w:r>
+      <w:r>
+        <w:t xml:space="preserve"> (SLU Artdatabanken, 2024).</w:t>
       </w:r>
     </w:p>
     <w:p>
@@ -265,7 +314,25 @@
         <w:t xml:space="preserve">Tallticka (NT) </w:t>
       </w:r>
       <w:r>
-        <w:t>uppträder först på tallar som är 100–150 år gamla men är vanligast på träd som är runt 150–200 år eller äldre. I skogslandskapet är den främst knuten till tallnaturskogar och restbiotoper med biologiskt gamla träd och signalerar vanligtvis skyddsvärda tallbestånd med höga naturvärden (SLU Artdatabanken, 2023; Nitare &amp; Skogsstyrelsen, 2019).</w:t>
+        <w:t xml:space="preserve">uppträder först på tallar som är 100–150 år gamla men är vanligast på träd som är runt 150–200 år eller äldre. I skogslandskapet är den främst knuten till tallnaturskogar och restbiotoper med biologiskt gamla träd och signalerar vanligtvis skyddsvärda tallbestånd med höga naturvärden. Tallticka är typisk art för </w:t>
+      </w:r>
+      <w:r>
+        <w:rPr>
+          <w:i/>
+        </w:rPr>
+        <w:t xml:space="preserve">9010 Taiga </w:t>
+      </w:r>
+      <w:r>
+        <w:t xml:space="preserve">och </w:t>
+      </w:r>
+      <w:r>
+        <w:rPr>
+          <w:i/>
+        </w:rPr>
+        <w:t>9060 Åsbarrskog</w:t>
+      </w:r>
+      <w:r>
+        <w:t xml:space="preserve"> (SLU Artdatabanken, 2023; Nitare &amp; Skogsstyrelsen, 2019).</w:t>
       </w:r>
     </w:p>
     <w:p>
@@ -673,7 +740,7 @@
     <w:r>
       <w:tab/>
       <w:tab/>
-      <w:t>2026-01-28</w:t>
+      <w:t>2026-01-29</w:t>
       <w:br/>
       <w:br/>
     </w:r>

--- a/klagomål/A 46042-2025 FSC-klagomål.docx
+++ b/klagomål/A 46042-2025 FSC-klagomål.docx
@@ -740,7 +740,7 @@
     <w:r>
       <w:tab/>
       <w:tab/>
-      <w:t>2026-01-29</w:t>
+      <w:t>2026-01-30</w:t>
       <w:br/>
       <w:br/>
     </w:r>

--- a/klagomål/A 46042-2025 FSC-klagomål.docx
+++ b/klagomål/A 46042-2025 FSC-klagomål.docx
@@ -740,7 +740,7 @@
     <w:r>
       <w:tab/>
       <w:tab/>
-      <w:t>2026-01-30</w:t>
+      <w:t>2026-01-31</w:t>
       <w:br/>
       <w:br/>
     </w:r>

--- a/klagomål/A 46042-2025 FSC-klagomål.docx
+++ b/klagomål/A 46042-2025 FSC-klagomål.docx
@@ -740,7 +740,7 @@
     <w:r>
       <w:tab/>
       <w:tab/>
-      <w:t>2026-02-22</w:t>
+      <w:t>2026-02-23</w:t>
       <w:br/>
       <w:br/>
     </w:r>

--- a/klagomål/A 46042-2025 FSC-klagomål.docx
+++ b/klagomål/A 46042-2025 FSC-klagomål.docx
@@ -740,7 +740,7 @@
     <w:r>
       <w:tab/>
       <w:tab/>
-      <w:t>2026-02-23</w:t>
+      <w:t>2026-02-24</w:t>
       <w:br/>
       <w:br/>
     </w:r>

--- a/klagomål/A 46042-2025 FSC-klagomål.docx
+++ b/klagomål/A 46042-2025 FSC-klagomål.docx
@@ -740,7 +740,7 @@
     <w:r>
       <w:tab/>
       <w:tab/>
-      <w:t>2026-02-24</w:t>
+      <w:t>2026-02-25</w:t>
       <w:br/>
       <w:br/>
     </w:r>

--- a/klagomål/A 46042-2025 FSC-klagomål.docx
+++ b/klagomål/A 46042-2025 FSC-klagomål.docx
@@ -740,7 +740,7 @@
     <w:r>
       <w:tab/>
       <w:tab/>
-      <w:t>2026-02-25</w:t>
+      <w:t>2026-02-26</w:t>
       <w:br/>
       <w:br/>
     </w:r>

--- a/klagomål/A 46042-2025 FSC-klagomål.docx
+++ b/klagomål/A 46042-2025 FSC-klagomål.docx
@@ -740,7 +740,7 @@
     <w:r>
       <w:tab/>
       <w:tab/>
-      <w:t>2026-02-26</w:t>
+      <w:t>2026-02-28</w:t>
       <w:br/>
       <w:br/>
     </w:r>

--- a/klagomål/A 46042-2025 FSC-klagomål.docx
+++ b/klagomål/A 46042-2025 FSC-klagomål.docx
@@ -740,7 +740,7 @@
     <w:r>
       <w:tab/>
       <w:tab/>
-      <w:t>2026-02-28</w:t>
+      <w:t>2026-03-01</w:t>
       <w:br/>
       <w:br/>
     </w:r>

--- a/klagomål/A 46042-2025 FSC-klagomål.docx
+++ b/klagomål/A 46042-2025 FSC-klagomål.docx
@@ -740,7 +740,7 @@
     <w:r>
       <w:tab/>
       <w:tab/>
-      <w:t>2026-03-01</w:t>
+      <w:t>2026-03-02</w:t>
       <w:br/>
       <w:br/>
     </w:r>

--- a/klagomål/A 46042-2025 FSC-klagomål.docx
+++ b/klagomål/A 46042-2025 FSC-klagomål.docx
@@ -740,7 +740,7 @@
     <w:r>
       <w:tab/>
       <w:tab/>
-      <w:t>2026-03-02</w:t>
+      <w:t>2026-03-03</w:t>
       <w:br/>
       <w:br/>
     </w:r>

--- a/klagomål/A 46042-2025 FSC-klagomål.docx
+++ b/klagomål/A 46042-2025 FSC-klagomål.docx
@@ -740,7 +740,7 @@
     <w:r>
       <w:tab/>
       <w:tab/>
-      <w:t>2026-03-03</w:t>
+      <w:t>2026-03-04</w:t>
       <w:br/>
       <w:br/>
     </w:r>

--- a/klagomål/A 46042-2025 FSC-klagomål.docx
+++ b/klagomål/A 46042-2025 FSC-klagomål.docx
@@ -740,7 +740,7 @@
     <w:r>
       <w:tab/>
       <w:tab/>
-      <w:t>2026-03-04</w:t>
+      <w:t>2026-03-05</w:t>
       <w:br/>
       <w:br/>
     </w:r>

--- a/klagomål/A 46042-2025 FSC-klagomål.docx
+++ b/klagomål/A 46042-2025 FSC-klagomål.docx
@@ -740,7 +740,7 @@
     <w:r>
       <w:tab/>
       <w:tab/>
-      <w:t>2026-03-05</w:t>
+      <w:t>2026-03-06</w:t>
       <w:br/>
       <w:br/>
     </w:r>

--- a/klagomål/A 46042-2025 FSC-klagomål.docx
+++ b/klagomål/A 46042-2025 FSC-klagomål.docx
@@ -740,7 +740,7 @@
     <w:r>
       <w:tab/>
       <w:tab/>
-      <w:t>2026-03-06</w:t>
+      <w:t>2026-03-07</w:t>
       <w:br/>
       <w:br/>
     </w:r>

--- a/klagomål/A 46042-2025 FSC-klagomål.docx
+++ b/klagomål/A 46042-2025 FSC-klagomål.docx
@@ -740,7 +740,7 @@
     <w:r>
       <w:tab/>
       <w:tab/>
-      <w:t>2026-03-07</w:t>
+      <w:t>2026-03-08</w:t>
       <w:br/>
       <w:br/>
     </w:r>

--- a/klagomål/A 46042-2025 FSC-klagomål.docx
+++ b/klagomål/A 46042-2025 FSC-klagomål.docx
@@ -740,7 +740,7 @@
     <w:r>
       <w:tab/>
       <w:tab/>
-      <w:t>2026-03-08</w:t>
+      <w:t>2026-03-09</w:t>
       <w:br/>
       <w:br/>
     </w:r>

--- a/klagomål/A 46042-2025 FSC-klagomål.docx
+++ b/klagomål/A 46042-2025 FSC-klagomål.docx
@@ -740,7 +740,7 @@
     <w:r>
       <w:tab/>
       <w:tab/>
-      <w:t>2026-03-09</w:t>
+      <w:t>2026-03-10</w:t>
       <w:br/>
       <w:br/>
     </w:r>

--- a/klagomål/A 46042-2025 FSC-klagomål.docx
+++ b/klagomål/A 46042-2025 FSC-klagomål.docx
@@ -740,7 +740,7 @@
     <w:r>
       <w:tab/>
       <w:tab/>
-      <w:t>2026-03-10</w:t>
+      <w:t>2026-03-11</w:t>
       <w:br/>
       <w:br/>
     </w:r>

--- a/klagomål/A 46042-2025 FSC-klagomål.docx
+++ b/klagomål/A 46042-2025 FSC-klagomål.docx
@@ -740,7 +740,7 @@
     <w:r>
       <w:tab/>
       <w:tab/>
-      <w:t>2026-03-11</w:t>
+      <w:t>2026-03-12</w:t>
       <w:br/>
       <w:br/>
     </w:r>

--- a/klagomål/A 46042-2025 FSC-klagomål.docx
+++ b/klagomål/A 46042-2025 FSC-klagomål.docx
@@ -740,7 +740,7 @@
     <w:r>
       <w:tab/>
       <w:tab/>
-      <w:t>2026-03-12</w:t>
+      <w:t>2026-03-13</w:t>
       <w:br/>
       <w:br/>
     </w:r>

--- a/klagomål/A 46042-2025 FSC-klagomål.docx
+++ b/klagomål/A 46042-2025 FSC-klagomål.docx
@@ -740,7 +740,7 @@
     <w:r>
       <w:tab/>
       <w:tab/>
-      <w:t>2026-04-14</w:t>
+      <w:t>2026-04-15</w:t>
       <w:br/>
       <w:br/>
     </w:r>

--- a/klagomål/A 46042-2025 FSC-klagomål.docx
+++ b/klagomål/A 46042-2025 FSC-klagomål.docx
@@ -740,7 +740,7 @@
     <w:r>
       <w:tab/>
       <w:tab/>
-      <w:t>2026-04-15</w:t>
+      <w:t>2026-04-16</w:t>
       <w:br/>
       <w:br/>
     </w:r>

--- a/klagomål/A 46042-2025 FSC-klagomål.docx
+++ b/klagomål/A 46042-2025 FSC-klagomål.docx
@@ -740,7 +740,7 @@
     <w:r>
       <w:tab/>
       <w:tab/>
-      <w:t>2026-04-16</w:t>
+      <w:t>2026-04-17</w:t>
       <w:br/>
       <w:br/>
     </w:r>

--- a/klagomål/A 46042-2025 FSC-klagomål.docx
+++ b/klagomål/A 46042-2025 FSC-klagomål.docx
@@ -740,7 +740,7 @@
     <w:r>
       <w:tab/>
       <w:tab/>
-      <w:t>2026-04-17</w:t>
+      <w:t>2026-04-18</w:t>
       <w:br/>
       <w:br/>
     </w:r>

--- a/klagomål/A 46042-2025 FSC-klagomål.docx
+++ b/klagomål/A 46042-2025 FSC-klagomål.docx
@@ -740,7 +740,7 @@
     <w:r>
       <w:tab/>
       <w:tab/>
-      <w:t>2026-04-18</w:t>
+      <w:t>2026-04-19</w:t>
       <w:br/>
       <w:br/>
     </w:r>

--- a/klagomål/A 46042-2025 FSC-klagomål.docx
+++ b/klagomål/A 46042-2025 FSC-klagomål.docx
@@ -740,7 +740,7 @@
     <w:r>
       <w:tab/>
       <w:tab/>
-      <w:t>2026-04-19</w:t>
+      <w:t>2026-04-20</w:t>
       <w:br/>
       <w:br/>
     </w:r>

--- a/klagomål/A 46042-2025 FSC-klagomål.docx
+++ b/klagomål/A 46042-2025 FSC-klagomål.docx
@@ -740,7 +740,7 @@
     <w:r>
       <w:tab/>
       <w:tab/>
-      <w:t>2026-04-20</w:t>
+      <w:t>2026-04-21</w:t>
       <w:br/>
       <w:br/>
     </w:r>

--- a/klagomål/A 46042-2025 FSC-klagomål.docx
+++ b/klagomål/A 46042-2025 FSC-klagomål.docx
@@ -740,7 +740,7 @@
     <w:r>
       <w:tab/>
       <w:tab/>
-      <w:t>2026-04-21</w:t>
+      <w:t>2026-04-22</w:t>
       <w:br/>
       <w:br/>
     </w:r>

--- a/klagomål/A 46042-2025 FSC-klagomål.docx
+++ b/klagomål/A 46042-2025 FSC-klagomål.docx
@@ -740,7 +740,7 @@
     <w:r>
       <w:tab/>
       <w:tab/>
-      <w:t>2026-04-22</w:t>
+      <w:t>2026-04-23</w:t>
       <w:br/>
       <w:br/>
     </w:r>

--- a/klagomål/A 46042-2025 FSC-klagomål.docx
+++ b/klagomål/A 46042-2025 FSC-klagomål.docx
@@ -740,7 +740,7 @@
     <w:r>
       <w:tab/>
       <w:tab/>
-      <w:t>2026-04-23</w:t>
+      <w:t>2026-04-24</w:t>
       <w:br/>
       <w:br/>
     </w:r>

--- a/klagomål/A 46042-2025 FSC-klagomål.docx
+++ b/klagomål/A 46042-2025 FSC-klagomål.docx
@@ -740,7 +740,7 @@
     <w:r>
       <w:tab/>
       <w:tab/>
-      <w:t>2026-04-24</w:t>
+      <w:t>2026-04-25</w:t>
       <w:br/>
       <w:br/>
     </w:r>

--- a/klagomål/A 46042-2025 FSC-klagomål.docx
+++ b/klagomål/A 46042-2025 FSC-klagomål.docx
@@ -740,7 +740,7 @@
     <w:r>
       <w:tab/>
       <w:tab/>
-      <w:t>2026-04-25</w:t>
+      <w:t>2026-04-26</w:t>
       <w:br/>
       <w:br/>
     </w:r>

--- a/klagomål/A 46042-2025 FSC-klagomål.docx
+++ b/klagomål/A 46042-2025 FSC-klagomål.docx
@@ -740,7 +740,7 @@
     <w:r>
       <w:tab/>
       <w:tab/>
-      <w:t>2026-04-26</w:t>
+      <w:t>2026-04-27</w:t>
       <w:br/>
       <w:br/>
     </w:r>

--- a/klagomål/A 46042-2025 FSC-klagomål.docx
+++ b/klagomål/A 46042-2025 FSC-klagomål.docx
@@ -740,7 +740,7 @@
     <w:r>
       <w:tab/>
       <w:tab/>
-      <w:t>2026-04-27</w:t>
+      <w:t>2026-04-28</w:t>
       <w:br/>
       <w:br/>
     </w:r>

--- a/klagomål/A 46042-2025 FSC-klagomål.docx
+++ b/klagomål/A 46042-2025 FSC-klagomål.docx
@@ -740,7 +740,7 @@
     <w:r>
       <w:tab/>
       <w:tab/>
-      <w:t>2026-04-28</w:t>
+      <w:t>2026-04-29</w:t>
       <w:br/>
       <w:br/>
     </w:r>

--- a/klagomål/A 46042-2025 FSC-klagomål.docx
+++ b/klagomål/A 46042-2025 FSC-klagomål.docx
@@ -740,7 +740,7 @@
     <w:r>
       <w:tab/>
       <w:tab/>
-      <w:t>2026-04-29</w:t>
+      <w:t>2026-04-30</w:t>
       <w:br/>
       <w:br/>
     </w:r>

--- a/klagomål/A 46042-2025 FSC-klagomål.docx
+++ b/klagomål/A 46042-2025 FSC-klagomål.docx
@@ -740,7 +740,7 @@
     <w:r>
       <w:tab/>
       <w:tab/>
-      <w:t>2026-04-30</w:t>
+      <w:t>2026-05-01</w:t>
       <w:br/>
       <w:br/>
     </w:r>

--- a/klagomål/A 46042-2025 FSC-klagomål.docx
+++ b/klagomål/A 46042-2025 FSC-klagomål.docx
@@ -740,7 +740,7 @@
     <w:r>
       <w:tab/>
       <w:tab/>
-      <w:t>2026-05-01</w:t>
+      <w:t>2026-05-02</w:t>
       <w:br/>
       <w:br/>
     </w:r>

--- a/klagomål/A 46042-2025 FSC-klagomål.docx
+++ b/klagomål/A 46042-2025 FSC-klagomål.docx
@@ -740,7 +740,7 @@
     <w:r>
       <w:tab/>
       <w:tab/>
-      <w:t>2026-05-02</w:t>
+      <w:t>2026-05-03</w:t>
       <w:br/>
       <w:br/>
     </w:r>

--- a/klagomål/A 46042-2025 FSC-klagomål.docx
+++ b/klagomål/A 46042-2025 FSC-klagomål.docx
@@ -740,7 +740,7 @@
     <w:r>
       <w:tab/>
       <w:tab/>
-      <w:t>2026-05-03</w:t>
+      <w:t>2026-05-04</w:t>
       <w:br/>
       <w:br/>
     </w:r>
